--- a/doc/PozadavkyPGRF1_Task1_2026.docx
+++ b/doc/PozadavkyPGRF1_Task1_2026.docx
@@ -517,6 +517,15 @@
                 <w:lang w:eastAsia="cs-CZ"/>
               </w:rPr>
             </w:pPr>
+            <w:r>
+              <w:rPr>
+                <w:rFonts w:ascii="Times New Roman" w:eastAsia="Times New Roman" w:hAnsi="Times New Roman" w:cs="Times New Roman"/>
+                <w:sz w:val="20"/>
+                <w:szCs w:val="20"/>
+                <w:lang w:eastAsia="cs-CZ"/>
+              </w:rPr>
+              <w:t>100%</w:t>
+            </w:r>
           </w:p>
         </w:tc>
         <w:tc>
@@ -1400,6 +1409,15 @@
                 <w:lang w:eastAsia="cs-CZ"/>
               </w:rPr>
             </w:pPr>
+            <w:r>
+              <w:rPr>
+                <w:rFonts w:ascii="Times New Roman" w:eastAsia="Times New Roman" w:hAnsi="Times New Roman" w:cs="Times New Roman"/>
+                <w:sz w:val="20"/>
+                <w:szCs w:val="20"/>
+                <w:lang w:eastAsia="cs-CZ"/>
+              </w:rPr>
+              <w:t>100%</w:t>
+            </w:r>
           </w:p>
         </w:tc>
         <w:tc>
@@ -1427,7 +1445,7 @@
                 <w:szCs w:val="20"/>
                 <w:lang w:eastAsia="cs-CZ"/>
               </w:rPr>
-              <w:t>Klávesa C</w:t>
+              <w:t>C</w:t>
             </w:r>
           </w:p>
         </w:tc>
@@ -1653,6 +1671,15 @@
                 <w:lang w:eastAsia="cs-CZ"/>
               </w:rPr>
             </w:pPr>
+            <w:r>
+              <w:rPr>
+                <w:rFonts w:ascii="Times New Roman" w:eastAsia="Times New Roman" w:hAnsi="Times New Roman" w:cs="Times New Roman"/>
+                <w:sz w:val="20"/>
+                <w:szCs w:val="20"/>
+                <w:lang w:eastAsia="cs-CZ"/>
+              </w:rPr>
+              <w:t>50%</w:t>
+            </w:r>
           </w:p>
         </w:tc>
         <w:tc>
@@ -1673,6 +1700,44 @@
                 <w:lang w:eastAsia="cs-CZ"/>
               </w:rPr>
             </w:pPr>
+            <w:proofErr w:type="spellStart"/>
+            <w:r>
+              <w:rPr>
+                <w:rFonts w:ascii="Times New Roman" w:eastAsia="Times New Roman" w:hAnsi="Times New Roman" w:cs="Times New Roman"/>
+                <w:sz w:val="20"/>
+                <w:szCs w:val="20"/>
+                <w:lang w:eastAsia="cs-CZ"/>
+              </w:rPr>
+              <w:t>Delete</w:t>
+            </w:r>
+            <w:proofErr w:type="spellEnd"/>
+            <w:r>
+              <w:rPr>
+                <w:rFonts w:ascii="Times New Roman" w:eastAsia="Times New Roman" w:hAnsi="Times New Roman" w:cs="Times New Roman"/>
+                <w:sz w:val="20"/>
+                <w:szCs w:val="20"/>
+                <w:lang w:eastAsia="cs-CZ"/>
+              </w:rPr>
+              <w:t xml:space="preserve"> (když držíte </w:t>
+            </w:r>
+            <w:r>
+              <w:rPr>
+                <w:rFonts w:ascii="Times New Roman" w:eastAsia="Times New Roman" w:hAnsi="Times New Roman" w:cs="Times New Roman"/>
+                <w:sz w:val="20"/>
+                <w:szCs w:val="20"/>
+                <w:lang w:eastAsia="cs-CZ"/>
+              </w:rPr>
+              <w:t>zvolený bod pravým tlačítkem</w:t>
+            </w:r>
+            <w:r>
+              <w:rPr>
+                <w:rFonts w:ascii="Times New Roman" w:eastAsia="Times New Roman" w:hAnsi="Times New Roman" w:cs="Times New Roman"/>
+                <w:sz w:val="20"/>
+                <w:szCs w:val="20"/>
+                <w:lang w:eastAsia="cs-CZ"/>
+              </w:rPr>
+              <w:t>)</w:t>
+            </w:r>
           </w:p>
         </w:tc>
         <w:tc>
@@ -1691,6 +1756,15 @@
                 <w:lang w:eastAsia="cs-CZ"/>
               </w:rPr>
             </w:pPr>
+            <w:r>
+              <w:rPr>
+                <w:rFonts w:ascii="Times New Roman" w:eastAsia="Times New Roman" w:hAnsi="Times New Roman" w:cs="Times New Roman"/>
+                <w:sz w:val="20"/>
+                <w:szCs w:val="20"/>
+                <w:lang w:eastAsia="cs-CZ"/>
+              </w:rPr>
+              <w:t>Funguje pouze pro polygon</w:t>
+            </w:r>
           </w:p>
         </w:tc>
       </w:tr>
@@ -1808,6 +1882,15 @@
                 <w:lang w:eastAsia="cs-CZ"/>
               </w:rPr>
             </w:pPr>
+            <w:r>
+              <w:rPr>
+                <w:rFonts w:ascii="Times New Roman" w:eastAsia="Times New Roman" w:hAnsi="Times New Roman" w:cs="Times New Roman"/>
+                <w:sz w:val="20"/>
+                <w:szCs w:val="20"/>
+                <w:lang w:eastAsia="cs-CZ"/>
+              </w:rPr>
+              <w:t>Algoritmus nefunguje správně, když jedna blízká strana polygonu je kratší než nejbližší strana.</w:t>
+            </w:r>
           </w:p>
         </w:tc>
       </w:tr>
@@ -1974,6 +2057,15 @@
                 <w:lang w:eastAsia="cs-CZ"/>
               </w:rPr>
             </w:pPr>
+            <w:r>
+              <w:rPr>
+                <w:rFonts w:ascii="Times New Roman" w:eastAsia="Times New Roman" w:hAnsi="Times New Roman" w:cs="Times New Roman"/>
+                <w:sz w:val="20"/>
+                <w:szCs w:val="20"/>
+                <w:lang w:eastAsia="cs-CZ"/>
+              </w:rPr>
+              <w:t>https://github.com/TomasWinter/PGRF1_U1</w:t>
+            </w:r>
           </w:p>
         </w:tc>
       </w:tr>
@@ -1983,6 +2075,7 @@
         </w:trPr>
         <w:tc>
           <w:tcPr>
+            <w:cnfStyle w:val="001000000000" w:firstRow="0" w:lastRow="0" w:firstColumn="1" w:lastColumn="0" w:oddVBand="0" w:evenVBand="0" w:oddHBand="0" w:evenHBand="0" w:firstRowFirstColumn="0" w:firstRowLastColumn="0" w:lastRowFirstColumn="0" w:lastRowLastColumn="0"/>
             <w:tcW w:w="1980" w:type="dxa"/>
             <w:vMerge w:val="restart"/>
             <w:noWrap/>
@@ -1990,7 +2083,6 @@
           </w:tcPr>
           <w:p>
             <w:pPr>
-              <w:cnfStyle w:val="001000000000" w:firstRow="0" w:lastRow="0" w:firstColumn="1" w:lastColumn="0" w:oddVBand="0" w:evenVBand="0" w:oddHBand="0" w:evenHBand="0" w:firstRowFirstColumn="0" w:firstRowLastColumn="0" w:lastRowFirstColumn="0" w:lastRowLastColumn="0"/>
               <w:rPr>
                 <w:rFonts w:ascii="Arial" w:eastAsia="Times New Roman" w:hAnsi="Arial" w:cs="Arial"/>
                 <w:sz w:val="20"/>
@@ -2017,13 +2109,23 @@
           </w:tcPr>
           <w:p>
             <w:pPr>
-              <w:rPr>
-                <w:rFonts w:ascii="Arial" w:eastAsia="Times New Roman" w:hAnsi="Arial" w:cs="Arial"/>
-                <w:sz w:val="20"/>
-                <w:szCs w:val="24"/>
-                <w:lang w:eastAsia="cs-CZ"/>
-              </w:rPr>
-            </w:pPr>
+              <w:cnfStyle w:val="000000000000" w:firstRow="0" w:lastRow="0" w:firstColumn="0" w:lastColumn="0" w:oddVBand="0" w:evenVBand="0" w:oddHBand="0" w:evenHBand="0" w:firstRowFirstColumn="0" w:firstRowLastColumn="0" w:lastRowFirstColumn="0" w:lastRowLastColumn="0"/>
+              <w:rPr>
+                <w:rFonts w:ascii="Arial" w:eastAsia="Times New Roman" w:hAnsi="Arial" w:cs="Arial"/>
+                <w:sz w:val="20"/>
+                <w:szCs w:val="24"/>
+                <w:lang w:eastAsia="cs-CZ"/>
+              </w:rPr>
+            </w:pPr>
+            <w:r>
+              <w:rPr>
+                <w:rFonts w:ascii="Arial" w:eastAsia="Times New Roman" w:hAnsi="Arial" w:cs="Arial"/>
+                <w:sz w:val="20"/>
+                <w:szCs w:val="24"/>
+                <w:lang w:eastAsia="cs-CZ"/>
+              </w:rPr>
+              <w:t>Vykreslení více polygonů</w:t>
+            </w:r>
           </w:p>
         </w:tc>
         <w:tc>
@@ -2036,13 +2138,23 @@
           <w:p>
             <w:pPr>
               <w:jc w:val="center"/>
-              <w:rPr>
-                <w:rFonts w:ascii="Times New Roman" w:eastAsia="Times New Roman" w:hAnsi="Times New Roman" w:cs="Times New Roman"/>
-                <w:sz w:val="20"/>
-                <w:szCs w:val="20"/>
-                <w:lang w:eastAsia="cs-CZ"/>
-              </w:rPr>
-            </w:pPr>
+              <w:cnfStyle w:val="000000000000" w:firstRow="0" w:lastRow="0" w:firstColumn="0" w:lastColumn="0" w:oddVBand="0" w:evenVBand="0" w:oddHBand="0" w:evenHBand="0" w:firstRowFirstColumn="0" w:firstRowLastColumn="0" w:lastRowFirstColumn="0" w:lastRowLastColumn="0"/>
+              <w:rPr>
+                <w:rFonts w:ascii="Times New Roman" w:eastAsia="Times New Roman" w:hAnsi="Times New Roman" w:cs="Times New Roman"/>
+                <w:sz w:val="20"/>
+                <w:szCs w:val="20"/>
+                <w:lang w:eastAsia="cs-CZ"/>
+              </w:rPr>
+            </w:pPr>
+            <w:r>
+              <w:rPr>
+                <w:rFonts w:ascii="Times New Roman" w:eastAsia="Times New Roman" w:hAnsi="Times New Roman" w:cs="Times New Roman"/>
+                <w:sz w:val="20"/>
+                <w:szCs w:val="20"/>
+                <w:lang w:eastAsia="cs-CZ"/>
+              </w:rPr>
+              <w:t>100%</w:t>
+            </w:r>
           </w:p>
         </w:tc>
         <w:tc>
@@ -2055,13 +2167,23 @@
           <w:p>
             <w:pPr>
               <w:jc w:val="center"/>
-              <w:rPr>
-                <w:rFonts w:ascii="Times New Roman" w:eastAsia="Times New Roman" w:hAnsi="Times New Roman" w:cs="Times New Roman"/>
-                <w:sz w:val="20"/>
-                <w:szCs w:val="20"/>
-                <w:lang w:eastAsia="cs-CZ"/>
-              </w:rPr>
-            </w:pPr>
+              <w:cnfStyle w:val="000000000000" w:firstRow="0" w:lastRow="0" w:firstColumn="0" w:lastColumn="0" w:oddVBand="0" w:evenVBand="0" w:oddHBand="0" w:evenHBand="0" w:firstRowFirstColumn="0" w:firstRowLastColumn="0" w:lastRowFirstColumn="0" w:lastRowLastColumn="0"/>
+              <w:rPr>
+                <w:rFonts w:ascii="Times New Roman" w:eastAsia="Times New Roman" w:hAnsi="Times New Roman" w:cs="Times New Roman"/>
+                <w:sz w:val="20"/>
+                <w:szCs w:val="20"/>
+                <w:lang w:eastAsia="cs-CZ"/>
+              </w:rPr>
+            </w:pPr>
+            <w:r>
+              <w:rPr>
+                <w:rFonts w:ascii="Times New Roman" w:eastAsia="Times New Roman" w:hAnsi="Times New Roman" w:cs="Times New Roman"/>
+                <w:sz w:val="20"/>
+                <w:szCs w:val="20"/>
+                <w:lang w:eastAsia="cs-CZ"/>
+              </w:rPr>
+              <w:t>Enter</w:t>
+            </w:r>
           </w:p>
         </w:tc>
         <w:tc>
@@ -2072,6 +2194,7 @@
           </w:tcPr>
           <w:p>
             <w:pPr>
+              <w:cnfStyle w:val="000000000000" w:firstRow="0" w:lastRow="0" w:firstColumn="0" w:lastColumn="0" w:oddVBand="0" w:evenVBand="0" w:oddHBand="0" w:evenHBand="0" w:firstRowFirstColumn="0" w:firstRowLastColumn="0" w:lastRowFirstColumn="0" w:lastRowLastColumn="0"/>
               <w:rPr>
                 <w:rFonts w:ascii="Times New Roman" w:eastAsia="Times New Roman" w:hAnsi="Times New Roman" w:cs="Times New Roman"/>
                 <w:sz w:val="20"/>
@@ -2719,27 +2842,8 @@
         <w:rFonts w:ascii="Arial" w:hAnsi="Arial" w:cs="Arial"/>
         <w:b/>
         <w:bCs/>
-        <w:highlight w:val="yellow"/>
       </w:rPr>
-      <w:t>Jméno a Příjm</w:t>
-    </w:r>
-    <w:r>
-      <w:rPr>
-        <w:rFonts w:ascii="Arial" w:hAnsi="Arial" w:cs="Arial"/>
-        <w:b/>
-        <w:bCs/>
-        <w:highlight w:val="yellow"/>
-      </w:rPr>
-      <w:t>e</w:t>
-    </w:r>
-    <w:r>
-      <w:rPr>
-        <w:rFonts w:ascii="Arial" w:hAnsi="Arial" w:cs="Arial"/>
-        <w:b/>
-        <w:bCs/>
-        <w:highlight w:val="yellow"/>
-      </w:rPr>
-      <w:t>ní</w:t>
+      <w:t>Tomáš Chlad</w:t>
     </w:r>
     <w:r>
       <w:rPr>
@@ -2747,7 +2851,15 @@
         <w:b/>
         <w:bCs/>
       </w:rPr>
-      <w:t>, cvičení</w:t>
+      <w:t>, c</w:t>
+    </w:r>
+    <w:r>
+      <w:rPr>
+        <w:rFonts w:ascii="Arial" w:hAnsi="Arial" w:cs="Arial"/>
+        <w:b/>
+        <w:bCs/>
+      </w:rPr>
+      <w:t>02</w:t>
     </w:r>
   </w:p>
   <w:p>
